--- a/downloads/health-and-safety-policy.docx
+++ b/downloads/health-and-safety-policy.docx
@@ -1,59 +1,794 @@
 
 <file path=word/document.xml><?xml version="1.0" encoding="utf-8"?>
-<w:document xmlns:wpc="http://schemas.microsoft.com/office/word/2010/wordprocessingCanvas" xmlns:cx="http://schemas.microsoft.com/office/drawing/2014/chartex" xmlns:cx1="http://schemas.microsoft.com/office/drawing/2015/9/8/chartex" xmlns:cx2="http://schemas.microsoft.com/office/drawing/2015/10/21/chartex" xmlns:cx3="http://schemas.microsoft.com/office/drawing/2016/5/9/chartex" xmlns:cx4="http://schemas.microsoft.com/office/drawing/2016/5/10/chartex" xmlns:cx5="http://schemas.microsoft.com/office/drawing/2016/5/11/chartex" xmlns:cx6="http://schemas.microsoft.com/office/drawing/2016/5/12/chartex" xmlns:cx7="http://schemas.microsoft.com/office/drawing/2016/5/13/chartex" xmlns:cx8="http://schemas.microsoft.com/office/drawing/2016/5/14/chartex" xmlns:mc="http://schemas.openxmlformats.org/markup-compatibility/2006" xmlns:aink="http://schemas.microsoft.com/office/drawing/2016/ink" xmlns:am3d="http://schemas.microsoft.com/office/drawing/2017/model3d" xmlns:o="urn:schemas-microsoft-com:office:office" xmlns:r="http://schemas.openxmlformats.org/officeDocument/2006/relationships" xmlns:m="http://schemas.openxmlformats.org/officeDocument/2006/math" xmlns:v="urn:schemas-microsoft-com:vml" xmlns:wp14="http://schemas.microsoft.com/office/word/2010/wordprocessingDrawing" xmlns:wp="http://schemas.openxmlformats.org/drawingml/2006/wordprocessingDrawing" xmlns:w10="urn:schemas-microsoft-com:office:word" xmlns:w="http://schemas.openxmlformats.org/wordprocessingml/2006/main" xmlns:w14="http://schemas.microsoft.com/office/word/2010/wordml" xmlns:w15="http://schemas.microsoft.com/office/word/2012/wordml" xmlns:w16cex="http://schemas.microsoft.com/office/word/2018/wordml/cex" xmlns:w16cid="http://schemas.microsoft.com/office/word/2016/wordml/cid" xmlns:w16="http://schemas.microsoft.com/office/word/2018/wordml" xmlns:w16sdtdh="http://schemas.microsoft.com/office/word/2020/wordml/sdtdatahash" xmlns:w16se="http://schemas.microsoft.com/office/word/2015/wordml/symex" xmlns:wpg="http://schemas.microsoft.com/office/word/2010/wordprocessingGroup" xmlns:wpi="http://schemas.microsoft.com/office/word/2010/wordprocessingInk" xmlns:wne="http://schemas.microsoft.com/office/word/2006/wordml" xmlns:wps="http://schemas.microsoft.com/office/word/2010/wordprocessingShape" mc:Ignorable="w14 w15 w16se w16cid w16 w16cex w16sdtdh wp14">
+<w:document xmlns:wpc="http://schemas.microsoft.com/office/word/2010/wordprocessingCanvas" xmlns:cx="http://schemas.microsoft.com/office/drawing/2014/chartex" xmlns:cx1="http://schemas.microsoft.com/office/drawing/2015/9/8/chartex" xmlns:cx2="http://schemas.microsoft.com/office/drawing/2015/10/21/chartex" xmlns:cx3="http://schemas.microsoft.com/office/drawing/2016/5/9/chartex" xmlns:cx4="http://schemas.microsoft.com/office/drawing/2016/5/10/chartex" xmlns:cx5="http://schemas.microsoft.com/office/drawing/2016/5/11/chartex" xmlns:cx6="http://schemas.microsoft.com/office/drawing/2016/5/12/chartex" xmlns:cx7="http://schemas.microsoft.com/office/drawing/2016/5/13/chartex" xmlns:cx8="http://schemas.microsoft.com/office/drawing/2016/5/14/chartex" xmlns:mc="http://schemas.openxmlformats.org/markup-compatibility/2006" xmlns:aink="http://schemas.microsoft.com/office/drawing/2016/ink" xmlns:am3d="http://schemas.microsoft.com/office/drawing/2017/model3d" xmlns:o="urn:schemas-microsoft-com:office:office" xmlns:oel="http://schemas.microsoft.com/office/2019/extlst" xmlns:r="http://schemas.openxmlformats.org/officeDocument/2006/relationships" xmlns:m="http://schemas.openxmlformats.org/officeDocument/2006/math" xmlns:v="urn:schemas-microsoft-com:vml" xmlns:wp14="http://schemas.microsoft.com/office/word/2010/wordprocessingDrawing" xmlns:wp="http://schemas.openxmlformats.org/drawingml/2006/wordprocessingDrawing" xmlns:w10="urn:schemas-microsoft-com:office:word" xmlns:w="http://schemas.openxmlformats.org/wordprocessingml/2006/main" xmlns:w14="http://schemas.microsoft.com/office/word/2010/wordml" xmlns:w15="http://schemas.microsoft.com/office/word/2012/wordml" xmlns:w16cex="http://schemas.microsoft.com/office/word/2018/wordml/cex" xmlns:w16cid="http://schemas.microsoft.com/office/word/2016/wordml/cid" xmlns:w16="http://schemas.microsoft.com/office/word/2018/wordml" xmlns:w16du="http://schemas.microsoft.com/office/word/2023/wordml/word16du" xmlns:w16sdtdh="http://schemas.microsoft.com/office/word/2020/wordml/sdtdatahash" xmlns:w16sdtfl="http://schemas.microsoft.com/office/word/2024/wordml/sdtformatlock" xmlns:w16se="http://schemas.microsoft.com/office/word/2015/wordml/symex" xmlns:wpg="http://schemas.microsoft.com/office/word/2010/wordprocessingGroup" xmlns:wpi="http://schemas.microsoft.com/office/word/2010/wordprocessingInk" xmlns:wne="http://schemas.microsoft.com/office/word/2006/wordml" xmlns:wps="http://schemas.microsoft.com/office/word/2010/wordprocessingShape" mc:Ignorable="w14 w15 w16se w16cid w16 w16cex w16sdtdh w16sdtfl w16du wp14">
   <w:body>
     <w:p>
       <w:pPr>
-        <w:spacing w:after="0" w:line="240" w:lineRule="auto"/>
-        <w:outlineLvl w:val="2"/>
-        <w:rPr>
-          <w:rFonts w:ascii="Arial" w:eastAsia="Times New Roman" w:hAnsi="Arial" w:cs="Arial"/>
+        <w:jc w:val="center"/>
+        <w:rPr>
+          <w:rFonts w:ascii="Arial" w:eastAsia="MS Mincho" w:hAnsi="Arial" w:cs="Arial"/>
+          <w:i/>
+          <w:iCs/>
+          <w:color w:val="FF0000"/>
+        </w:rPr>
+      </w:pPr>
+      <w:r>
+        <w:rPr>
+          <w:rFonts w:ascii="Arial" w:eastAsia="MS Mincho" w:hAnsi="Arial" w:cs="Arial"/>
+          <w:i/>
+          <w:iCs/>
+          <w:color w:val="FF0000"/>
+        </w:rPr>
+        <w:t>Template Notes</w:t>
+      </w:r>
+    </w:p>
+    <w:p>
+      <w:pPr>
+        <w:jc w:val="center"/>
+        <w:rPr>
+          <w:rFonts w:ascii="Arial" w:eastAsia="MS Mincho" w:hAnsi="Arial" w:cs="Arial"/>
+          <w:i/>
+          <w:iCs/>
+        </w:rPr>
+      </w:pPr>
+      <w:r>
+        <w:rPr>
+          <w:rFonts w:ascii="Arial" w:eastAsia="MS Mincho" w:hAnsi="Arial" w:cs="Arial"/>
+          <w:i/>
+          <w:iCs/>
+          <w:color w:val="FF0000"/>
+        </w:rPr>
+        <w:t xml:space="preserve">This template should be </w:t>
+      </w:r>
+      <w:proofErr w:type="spellStart"/>
+      <w:r>
+        <w:rPr>
+          <w:rFonts w:ascii="Arial" w:eastAsia="MS Mincho" w:hAnsi="Arial" w:cs="Arial"/>
+          <w:i/>
+          <w:iCs/>
+          <w:color w:val="FF0000"/>
+        </w:rPr>
+        <w:t>customised</w:t>
+      </w:r>
+      <w:proofErr w:type="spellEnd"/>
+      <w:r>
+        <w:rPr>
+          <w:rFonts w:ascii="Arial" w:eastAsia="MS Mincho" w:hAnsi="Arial" w:cs="Arial"/>
+          <w:i/>
+          <w:iCs/>
+          <w:color w:val="FF0000"/>
+        </w:rPr>
+        <w:t xml:space="preserve"> to reflect the specific risks, activities, responsibilities and arrangements of the </w:t>
+      </w:r>
+      <w:proofErr w:type="spellStart"/>
+      <w:r>
+        <w:rPr>
+          <w:rFonts w:ascii="Arial" w:eastAsia="MS Mincho" w:hAnsi="Arial" w:cs="Arial"/>
+          <w:i/>
+          <w:iCs/>
+          <w:color w:val="FF0000"/>
+        </w:rPr>
+        <w:t>organisation</w:t>
+      </w:r>
+      <w:proofErr w:type="spellEnd"/>
+      <w:r>
+        <w:rPr>
+          <w:rFonts w:ascii="Arial" w:eastAsia="MS Mincho" w:hAnsi="Arial" w:cs="Arial"/>
+          <w:i/>
+          <w:iCs/>
+          <w:color w:val="FF0000"/>
+        </w:rPr>
+        <w:t>.</w:t>
+      </w:r>
+    </w:p>
+    <w:p>
+      <w:pPr>
+        <w:rPr>
+          <w:rFonts w:ascii="Arial" w:hAnsi="Arial" w:cs="Arial"/>
+          <w:color w:val="2C7FCE" w:themeColor="text2" w:themeTint="99"/>
+        </w:rPr>
+      </w:pPr>
+      <w:r>
+        <w:rPr>
+          <w:rFonts w:ascii="Arial" w:hAnsi="Arial" w:cs="Arial"/>
           <w:b/>
-          <w:bCs/>
-          <w:color w:val="173C30"/>
-          <w:sz w:val="27"/>
-          <w:szCs w:val="27"/>
-          <w:lang w:eastAsia="en-GB"/>
-        </w:rPr>
-      </w:pPr>
-      <w:r>
-        <w:rPr>
-          <w:rFonts w:ascii="Arial" w:eastAsia="Times New Roman" w:hAnsi="Arial" w:cs="Arial"/>
+          <w:color w:val="2C7FCE" w:themeColor="text2" w:themeTint="99"/>
+          <w:sz w:val="32"/>
+        </w:rPr>
+        <w:t>Our Commitment</w:t>
+      </w:r>
+    </w:p>
+    <w:p>
+      <w:pPr>
+        <w:rPr>
+          <w:rFonts w:ascii="Arial" w:hAnsi="Arial" w:cs="Arial"/>
+        </w:rPr>
+      </w:pPr>
+      <w:r>
+        <w:rPr>
+          <w:rFonts w:ascii="Arial" w:hAnsi="Arial" w:cs="Arial"/>
+        </w:rPr>
+        <w:t>At [Company Name], the health, safety and wellbeing of our employees, contractors, clients, visitors and anyone affected by our activities is fundamental to the way we do business.</w:t>
+      </w:r>
+    </w:p>
+    <w:p>
+      <w:pPr>
+        <w:rPr>
+          <w:rFonts w:ascii="Arial" w:hAnsi="Arial" w:cs="Arial"/>
+        </w:rPr>
+      </w:pPr>
+      <w:r>
+        <w:rPr>
+          <w:rFonts w:ascii="Arial" w:hAnsi="Arial" w:cs="Arial"/>
+        </w:rPr>
+        <w:t>We believe that all work-related injuries, illnesses and incidents are preventable. We are committed to providing a safe and healthy workplace, protecting the environment, and fostering a positive culture where everyone takes responsibility for health and safety.</w:t>
+      </w:r>
+    </w:p>
+    <w:p>
+      <w:pPr>
+        <w:rPr>
+          <w:rFonts w:ascii="Arial" w:hAnsi="Arial" w:cs="Arial"/>
+          <w:color w:val="2C7FCE" w:themeColor="text2" w:themeTint="99"/>
+        </w:rPr>
+      </w:pPr>
+      <w:r>
+        <w:rPr>
+          <w:rFonts w:ascii="Arial" w:hAnsi="Arial" w:cs="Arial"/>
           <w:b/>
-          <w:bCs/>
-          <w:color w:val="173C30"/>
-          <w:sz w:val="27"/>
-          <w:szCs w:val="27"/>
-          <w:lang w:eastAsia="en-GB"/>
-        </w:rPr>
-        <w:t>Health &amp; Safety Policy</w:t>
-      </w:r>
-    </w:p>
-    <w:p/>
+          <w:color w:val="2C7FCE" w:themeColor="text2" w:themeTint="99"/>
+        </w:rPr>
+        <w:t>To achieve this, we will:</w:t>
+      </w:r>
+    </w:p>
+    <w:p>
+      <w:pPr>
+        <w:pStyle w:val="ListBullet"/>
+        <w:tabs>
+          <w:tab w:val="num" w:pos="360"/>
+        </w:tabs>
+        <w:ind w:left="360" w:hanging="360"/>
+        <w:rPr>
+          <w:rFonts w:ascii="Arial" w:hAnsi="Arial" w:cs="Arial"/>
+        </w:rPr>
+      </w:pPr>
+      <w:r>
+        <w:rPr>
+          <w:rFonts w:ascii="Arial" w:hAnsi="Arial" w:cs="Arial"/>
+        </w:rPr>
+        <w:t xml:space="preserve">Place health, safety and wellbeing at the </w:t>
+      </w:r>
+      <w:proofErr w:type="spellStart"/>
+      <w:r>
+        <w:rPr>
+          <w:rFonts w:ascii="Arial" w:hAnsi="Arial" w:cs="Arial"/>
+        </w:rPr>
+        <w:t>centre</w:t>
+      </w:r>
+      <w:proofErr w:type="spellEnd"/>
+      <w:r>
+        <w:rPr>
+          <w:rFonts w:ascii="Arial" w:hAnsi="Arial" w:cs="Arial"/>
+        </w:rPr>
+        <w:t xml:space="preserve"> of our decision-making.</w:t>
+      </w:r>
+    </w:p>
+    <w:p>
+      <w:pPr>
+        <w:pStyle w:val="ListBullet"/>
+        <w:tabs>
+          <w:tab w:val="num" w:pos="360"/>
+        </w:tabs>
+        <w:ind w:left="360" w:hanging="360"/>
+        <w:rPr>
+          <w:rFonts w:ascii="Arial" w:hAnsi="Arial" w:cs="Arial"/>
+        </w:rPr>
+      </w:pPr>
+      <w:r>
+        <w:rPr>
+          <w:rFonts w:ascii="Arial" w:hAnsi="Arial" w:cs="Arial"/>
+        </w:rPr>
+        <w:t>Comply with all applicable legal, regulatory and client requirements.</w:t>
+      </w:r>
+    </w:p>
+    <w:p>
+      <w:pPr>
+        <w:pStyle w:val="ListBullet"/>
+        <w:tabs>
+          <w:tab w:val="num" w:pos="360"/>
+        </w:tabs>
+        <w:ind w:left="360" w:hanging="360"/>
+        <w:rPr>
+          <w:rFonts w:ascii="Arial" w:hAnsi="Arial" w:cs="Arial"/>
+        </w:rPr>
+      </w:pPr>
+      <w:r>
+        <w:rPr>
+          <w:rFonts w:ascii="Arial" w:hAnsi="Arial" w:cs="Arial"/>
+        </w:rPr>
+        <w:t>Identify hazards, assess risks and implement effective controls.</w:t>
+      </w:r>
+    </w:p>
+    <w:p>
+      <w:pPr>
+        <w:pStyle w:val="ListBullet"/>
+        <w:tabs>
+          <w:tab w:val="num" w:pos="360"/>
+        </w:tabs>
+        <w:ind w:left="360" w:hanging="360"/>
+        <w:rPr>
+          <w:rFonts w:ascii="Arial" w:hAnsi="Arial" w:cs="Arial"/>
+        </w:rPr>
+      </w:pPr>
+      <w:r>
+        <w:rPr>
+          <w:rFonts w:ascii="Arial" w:hAnsi="Arial" w:cs="Arial"/>
+        </w:rPr>
+        <w:t>Provide safe systems of work, suitable equipment and adequate resources.</w:t>
+      </w:r>
+    </w:p>
+    <w:p>
+      <w:pPr>
+        <w:pStyle w:val="ListBullet"/>
+        <w:tabs>
+          <w:tab w:val="num" w:pos="360"/>
+        </w:tabs>
+        <w:ind w:left="360" w:hanging="360"/>
+        <w:rPr>
+          <w:rFonts w:ascii="Arial" w:hAnsi="Arial" w:cs="Arial"/>
+        </w:rPr>
+      </w:pPr>
+      <w:r>
+        <w:rPr>
+          <w:rFonts w:ascii="Arial" w:hAnsi="Arial" w:cs="Arial"/>
+        </w:rPr>
+        <w:t>Provide appropriate information, instruction, training and supervision.</w:t>
+      </w:r>
+    </w:p>
+    <w:p>
+      <w:pPr>
+        <w:pStyle w:val="ListBullet"/>
+        <w:tabs>
+          <w:tab w:val="num" w:pos="360"/>
+        </w:tabs>
+        <w:ind w:left="360" w:hanging="360"/>
+        <w:rPr>
+          <w:rFonts w:ascii="Arial" w:hAnsi="Arial" w:cs="Arial"/>
+        </w:rPr>
+      </w:pPr>
+      <w:r>
+        <w:rPr>
+          <w:rFonts w:ascii="Arial" w:hAnsi="Arial" w:cs="Arial"/>
+        </w:rPr>
+        <w:t>Encourage consultation, communication and workforce engagement.</w:t>
+      </w:r>
+    </w:p>
+    <w:p>
+      <w:pPr>
+        <w:pStyle w:val="ListBullet"/>
+        <w:tabs>
+          <w:tab w:val="num" w:pos="360"/>
+        </w:tabs>
+        <w:ind w:left="360" w:hanging="360"/>
+        <w:rPr>
+          <w:rFonts w:ascii="Arial" w:hAnsi="Arial" w:cs="Arial"/>
+        </w:rPr>
+      </w:pPr>
+      <w:r>
+        <w:rPr>
+          <w:rFonts w:ascii="Arial" w:hAnsi="Arial" w:cs="Arial"/>
+        </w:rPr>
+        <w:t>Empower personnel to stop work where unsafe conditions exist.</w:t>
+      </w:r>
+    </w:p>
+    <w:p>
+      <w:pPr>
+        <w:pStyle w:val="ListBullet"/>
+        <w:tabs>
+          <w:tab w:val="num" w:pos="360"/>
+        </w:tabs>
+        <w:ind w:left="360" w:hanging="360"/>
+        <w:rPr>
+          <w:rFonts w:ascii="Arial" w:hAnsi="Arial" w:cs="Arial"/>
+        </w:rPr>
+      </w:pPr>
+      <w:r>
+        <w:rPr>
+          <w:rFonts w:ascii="Arial" w:hAnsi="Arial" w:cs="Arial"/>
+        </w:rPr>
+        <w:t xml:space="preserve">Promote physical and mental wellbeing across the </w:t>
+      </w:r>
+      <w:proofErr w:type="spellStart"/>
+      <w:r>
+        <w:rPr>
+          <w:rFonts w:ascii="Arial" w:hAnsi="Arial" w:cs="Arial"/>
+        </w:rPr>
+        <w:t>organisation</w:t>
+      </w:r>
+      <w:proofErr w:type="spellEnd"/>
+      <w:r>
+        <w:rPr>
+          <w:rFonts w:ascii="Arial" w:hAnsi="Arial" w:cs="Arial"/>
+        </w:rPr>
+        <w:t>.</w:t>
+      </w:r>
+    </w:p>
+    <w:p>
+      <w:pPr>
+        <w:pStyle w:val="ListBullet"/>
+        <w:tabs>
+          <w:tab w:val="num" w:pos="360"/>
+        </w:tabs>
+        <w:ind w:left="360" w:hanging="360"/>
+        <w:rPr>
+          <w:rFonts w:ascii="Arial" w:hAnsi="Arial" w:cs="Arial"/>
+        </w:rPr>
+      </w:pPr>
+      <w:r>
+        <w:rPr>
+          <w:rFonts w:ascii="Arial" w:hAnsi="Arial" w:cs="Arial"/>
+        </w:rPr>
+        <w:t>Monitor performance and continually improve our arrangements.</w:t>
+      </w:r>
+    </w:p>
+    <w:p>
+      <w:pPr>
+        <w:pStyle w:val="ListBullet"/>
+        <w:tabs>
+          <w:tab w:val="num" w:pos="360"/>
+        </w:tabs>
+        <w:ind w:left="360" w:hanging="360"/>
+        <w:rPr>
+          <w:rFonts w:ascii="Arial" w:hAnsi="Arial" w:cs="Arial"/>
+        </w:rPr>
+      </w:pPr>
+      <w:r>
+        <w:rPr>
+          <w:rFonts w:ascii="Arial" w:hAnsi="Arial" w:cs="Arial"/>
+        </w:rPr>
+        <w:t>Develop a positive safety culture where everyone goes home safe every day.</w:t>
+      </w:r>
+    </w:p>
+    <w:p>
+      <w:pPr>
+        <w:rPr>
+          <w:rFonts w:ascii="Arial" w:hAnsi="Arial" w:cs="Arial"/>
+        </w:rPr>
+      </w:pPr>
+      <w:r>
+        <w:rPr>
+          <w:rFonts w:ascii="Arial" w:hAnsi="Arial" w:cs="Arial"/>
+          <w:b/>
+        </w:rPr>
+        <w:t>We believe that no task is so urgent that it cannot be performed safely.</w:t>
+      </w:r>
+    </w:p>
+    <w:p>
+      <w:pPr>
+        <w:rPr>
+          <w:rFonts w:ascii="Arial" w:hAnsi="Arial" w:cs="Arial"/>
+          <w:b/>
+          <w:color w:val="2C7FCE" w:themeColor="text2" w:themeTint="99"/>
+          <w:sz w:val="32"/>
+        </w:rPr>
+      </w:pPr>
+      <w:r>
+        <w:rPr>
+          <w:rFonts w:ascii="Arial" w:hAnsi="Arial" w:cs="Arial"/>
+          <w:b/>
+          <w:color w:val="2C7FCE" w:themeColor="text2" w:themeTint="99"/>
+          <w:sz w:val="32"/>
+        </w:rPr>
+        <w:t>Leadership &amp; Accountability</w:t>
+      </w:r>
+    </w:p>
+    <w:p>
+      <w:pPr>
+        <w:rPr>
+          <w:rFonts w:ascii="Arial" w:hAnsi="Arial" w:cs="Arial"/>
+        </w:rPr>
+      </w:pPr>
+      <w:r>
+        <w:rPr>
+          <w:rFonts w:ascii="Arial" w:hAnsi="Arial" w:cs="Arial"/>
+        </w:rPr>
+        <w:t xml:space="preserve">Leadership at all levels is accountable for the effective implementation of this policy. Health and safety </w:t>
+      </w:r>
+      <w:proofErr w:type="gramStart"/>
+      <w:r>
+        <w:rPr>
+          <w:rFonts w:ascii="Arial" w:hAnsi="Arial" w:cs="Arial"/>
+        </w:rPr>
+        <w:t>is</w:t>
+      </w:r>
+      <w:proofErr w:type="gramEnd"/>
+      <w:r>
+        <w:rPr>
+          <w:rFonts w:ascii="Arial" w:hAnsi="Arial" w:cs="Arial"/>
+        </w:rPr>
+        <w:t xml:space="preserve"> a shared responsibility and requires the commitment and participation of every employee.</w:t>
+      </w:r>
+    </w:p>
+    <w:p>
+      <w:pPr>
+        <w:rPr>
+          <w:rFonts w:ascii="Arial" w:hAnsi="Arial" w:cs="Arial"/>
+        </w:rPr>
+      </w:pPr>
+    </w:p>
+    <w:tbl>
+      <w:tblPr>
+        <w:tblW w:w="0" w:type="auto"/>
+        <w:tblBorders>
+          <w:top w:val="none" w:sz="12" w:space="0" w:color="000000" w:themeColor="text1"/>
+          <w:left w:val="none" w:sz="12" w:space="0" w:color="000000" w:themeColor="text1"/>
+          <w:bottom w:val="none" w:sz="12" w:space="0" w:color="000000" w:themeColor="text1"/>
+          <w:right w:val="none" w:sz="12" w:space="0" w:color="000000" w:themeColor="text1"/>
+          <w:insideH w:val="none" w:sz="12" w:space="0" w:color="000000" w:themeColor="text1"/>
+          <w:insideV w:val="none" w:sz="12" w:space="0" w:color="000000" w:themeColor="text1"/>
+        </w:tblBorders>
+        <w:tblLook w:val="04A0" w:firstRow="1" w:lastRow="0" w:firstColumn="1" w:lastColumn="0" w:noHBand="0" w:noVBand="1"/>
+      </w:tblPr>
+      <w:tblGrid>
+        <w:gridCol w:w="4320"/>
+        <w:gridCol w:w="4320"/>
+      </w:tblGrid>
+      <w:tr>
+        <w:tc>
+          <w:tcPr>
+            <w:tcW w:w="4320" w:type="dxa"/>
+          </w:tcPr>
+          <w:p>
+            <w:pPr>
+              <w:rPr>
+                <w:rFonts w:ascii="Arial" w:hAnsi="Arial" w:cs="Arial"/>
+              </w:rPr>
+            </w:pPr>
+            <w:r>
+              <w:rPr>
+                <w:rFonts w:ascii="Arial" w:hAnsi="Arial" w:cs="Arial"/>
+              </w:rPr>
+              <w:t>Signed</w:t>
+            </w:r>
+          </w:p>
+        </w:tc>
+        <w:tc>
+          <w:tcPr>
+            <w:tcW w:w="4320" w:type="dxa"/>
+          </w:tcPr>
+          <w:p>
+            <w:pPr>
+              <w:rPr>
+                <w:rFonts w:ascii="Arial" w:hAnsi="Arial" w:cs="Arial"/>
+              </w:rPr>
+            </w:pPr>
+            <w:r>
+              <w:rPr>
+                <w:rFonts w:ascii="Arial" w:hAnsi="Arial" w:cs="Arial"/>
+              </w:rPr>
+              <w:t>____________________________</w:t>
+            </w:r>
+          </w:p>
+        </w:tc>
+      </w:tr>
+      <w:tr>
+        <w:tc>
+          <w:tcPr>
+            <w:tcW w:w="4320" w:type="dxa"/>
+          </w:tcPr>
+          <w:p>
+            <w:pPr>
+              <w:rPr>
+                <w:rFonts w:ascii="Arial" w:hAnsi="Arial" w:cs="Arial"/>
+              </w:rPr>
+            </w:pPr>
+            <w:r>
+              <w:rPr>
+                <w:rFonts w:ascii="Arial" w:hAnsi="Arial" w:cs="Arial"/>
+              </w:rPr>
+              <w:t>Name</w:t>
+            </w:r>
+          </w:p>
+        </w:tc>
+        <w:tc>
+          <w:tcPr>
+            <w:tcW w:w="4320" w:type="dxa"/>
+          </w:tcPr>
+          <w:p>
+            <w:pPr>
+              <w:rPr>
+                <w:rFonts w:ascii="Arial" w:hAnsi="Arial" w:cs="Arial"/>
+              </w:rPr>
+            </w:pPr>
+            <w:r>
+              <w:rPr>
+                <w:rFonts w:ascii="Arial" w:hAnsi="Arial" w:cs="Arial"/>
+              </w:rPr>
+              <w:t>____________________________</w:t>
+            </w:r>
+          </w:p>
+        </w:tc>
+      </w:tr>
+      <w:tr>
+        <w:tc>
+          <w:tcPr>
+            <w:tcW w:w="4320" w:type="dxa"/>
+          </w:tcPr>
+          <w:p>
+            <w:pPr>
+              <w:rPr>
+                <w:rFonts w:ascii="Arial" w:hAnsi="Arial" w:cs="Arial"/>
+              </w:rPr>
+            </w:pPr>
+            <w:r>
+              <w:rPr>
+                <w:rFonts w:ascii="Arial" w:hAnsi="Arial" w:cs="Arial"/>
+              </w:rPr>
+              <w:t>Position</w:t>
+            </w:r>
+          </w:p>
+        </w:tc>
+        <w:tc>
+          <w:tcPr>
+            <w:tcW w:w="4320" w:type="dxa"/>
+          </w:tcPr>
+          <w:p>
+            <w:pPr>
+              <w:rPr>
+                <w:rFonts w:ascii="Arial" w:hAnsi="Arial" w:cs="Arial"/>
+              </w:rPr>
+            </w:pPr>
+            <w:r>
+              <w:rPr>
+                <w:rFonts w:ascii="Arial" w:hAnsi="Arial" w:cs="Arial"/>
+              </w:rPr>
+              <w:t>____________________________</w:t>
+            </w:r>
+          </w:p>
+        </w:tc>
+      </w:tr>
+    </w:tbl>
+    <w:p>
+      <w:pPr>
+        <w:rPr>
+          <w:rFonts w:ascii="Arial" w:hAnsi="Arial" w:cs="Arial"/>
+        </w:rPr>
+      </w:pPr>
+    </w:p>
     <w:sectPr>
-      <w:pgSz w:w="11906" w:h="16838"/>
-      <w:pgMar w:top="1440" w:right="1440" w:bottom="1440" w:left="1440" w:header="708" w:footer="708" w:gutter="0"/>
-      <w:cols w:space="708"/>
+      <w:headerReference w:type="default" r:id="rId7"/>
+      <w:footerReference w:type="default" r:id="rId8"/>
+      <w:pgSz w:w="12240" w:h="15840"/>
+      <w:pgMar w:top="1000" w:right="1800" w:bottom="1000" w:left="1800" w:header="720" w:footer="720" w:gutter="0"/>
+      <w:cols w:space="720"/>
       <w:docGrid w:linePitch="360"/>
     </w:sectPr>
   </w:body>
 </w:document>
 </file>
 
+<file path=word/endnotes.xml><?xml version="1.0" encoding="utf-8"?>
+<w:endnotes xmlns:wpc="http://schemas.microsoft.com/office/word/2010/wordprocessingCanvas" xmlns:cx="http://schemas.microsoft.com/office/drawing/2014/chartex" xmlns:cx1="http://schemas.microsoft.com/office/drawing/2015/9/8/chartex" xmlns:cx2="http://schemas.microsoft.com/office/drawing/2015/10/21/chartex" xmlns:cx3="http://schemas.microsoft.com/office/drawing/2016/5/9/chartex" xmlns:cx4="http://schemas.microsoft.com/office/drawing/2016/5/10/chartex" xmlns:cx5="http://schemas.microsoft.com/office/drawing/2016/5/11/chartex" xmlns:cx6="http://schemas.microsoft.com/office/drawing/2016/5/12/chartex" xmlns:cx7="http://schemas.microsoft.com/office/drawing/2016/5/13/chartex" xmlns:cx8="http://schemas.microsoft.com/office/drawing/2016/5/14/chartex" xmlns:mc="http://schemas.openxmlformats.org/markup-compatibility/2006" xmlns:aink="http://schemas.microsoft.com/office/drawing/2016/ink" xmlns:am3d="http://schemas.microsoft.com/office/drawing/2017/model3d" xmlns:o="urn:schemas-microsoft-com:office:office" xmlns:oel="http://schemas.microsoft.com/office/2019/extlst" xmlns:r="http://schemas.openxmlformats.org/officeDocument/2006/relationships" xmlns:m="http://schemas.openxmlformats.org/officeDocument/2006/math" xmlns:v="urn:schemas-microsoft-com:vml" xmlns:wp14="http://schemas.microsoft.com/office/word/2010/wordprocessingDrawing" xmlns:wp="http://schemas.openxmlformats.org/drawingml/2006/wordprocessingDrawing" xmlns:w10="urn:schemas-microsoft-com:office:word" xmlns:w="http://schemas.openxmlformats.org/wordprocessingml/2006/main" xmlns:w14="http://schemas.microsoft.com/office/word/2010/wordml" xmlns:w15="http://schemas.microsoft.com/office/word/2012/wordml" xmlns:w16cex="http://schemas.microsoft.com/office/word/2018/wordml/cex" xmlns:w16cid="http://schemas.microsoft.com/office/word/2016/wordml/cid" xmlns:w16="http://schemas.microsoft.com/office/word/2018/wordml" xmlns:w16du="http://schemas.microsoft.com/office/word/2023/wordml/word16du" xmlns:w16sdtdh="http://schemas.microsoft.com/office/word/2020/wordml/sdtdatahash" xmlns:w16sdtfl="http://schemas.microsoft.com/office/word/2024/wordml/sdtformatlock" xmlns:w16se="http://schemas.microsoft.com/office/word/2015/wordml/symex" xmlns:wpg="http://schemas.microsoft.com/office/word/2010/wordprocessingGroup" xmlns:wpi="http://schemas.microsoft.com/office/word/2010/wordprocessingInk" xmlns:wne="http://schemas.microsoft.com/office/word/2006/wordml" xmlns:wps="http://schemas.microsoft.com/office/word/2010/wordprocessingShape" mc:Ignorable="w14 w15 w16se w16cid w16 w16cex w16sdtdh w16sdtfl w16du wp14">
+  <w:endnote w:type="separator" w:id="-1">
+    <w:p>
+      <w:pPr>
+        <w:spacing w:after="0" w:line="240" w:lineRule="auto"/>
+      </w:pPr>
+      <w:r>
+        <w:separator/>
+      </w:r>
+    </w:p>
+  </w:endnote>
+  <w:endnote w:type="continuationSeparator" w:id="0">
+    <w:p>
+      <w:pPr>
+        <w:spacing w:after="0" w:line="240" w:lineRule="auto"/>
+      </w:pPr>
+      <w:r>
+        <w:continuationSeparator/>
+      </w:r>
+    </w:p>
+  </w:endnote>
+</w:endnotes>
+</file>
+
+<file path=word/footer1.xml><?xml version="1.0" encoding="utf-8"?>
+<w:ftr xmlns:wpc="http://schemas.microsoft.com/office/word/2010/wordprocessingCanvas" xmlns:cx="http://schemas.microsoft.com/office/drawing/2014/chartex" xmlns:cx1="http://schemas.microsoft.com/office/drawing/2015/9/8/chartex" xmlns:cx2="http://schemas.microsoft.com/office/drawing/2015/10/21/chartex" xmlns:cx3="http://schemas.microsoft.com/office/drawing/2016/5/9/chartex" xmlns:cx4="http://schemas.microsoft.com/office/drawing/2016/5/10/chartex" xmlns:cx5="http://schemas.microsoft.com/office/drawing/2016/5/11/chartex" xmlns:cx6="http://schemas.microsoft.com/office/drawing/2016/5/12/chartex" xmlns:cx7="http://schemas.microsoft.com/office/drawing/2016/5/13/chartex" xmlns:cx8="http://schemas.microsoft.com/office/drawing/2016/5/14/chartex" xmlns:mc="http://schemas.openxmlformats.org/markup-compatibility/2006" xmlns:aink="http://schemas.microsoft.com/office/drawing/2016/ink" xmlns:am3d="http://schemas.microsoft.com/office/drawing/2017/model3d" xmlns:o="urn:schemas-microsoft-com:office:office" xmlns:oel="http://schemas.microsoft.com/office/2019/extlst" xmlns:r="http://schemas.openxmlformats.org/officeDocument/2006/relationships" xmlns:m="http://schemas.openxmlformats.org/officeDocument/2006/math" xmlns:v="urn:schemas-microsoft-com:vml" xmlns:wp14="http://schemas.microsoft.com/office/word/2010/wordprocessingDrawing" xmlns:wp="http://schemas.openxmlformats.org/drawingml/2006/wordprocessingDrawing" xmlns:w10="urn:schemas-microsoft-com:office:word" xmlns:w="http://schemas.openxmlformats.org/wordprocessingml/2006/main" xmlns:w14="http://schemas.microsoft.com/office/word/2010/wordml" xmlns:w15="http://schemas.microsoft.com/office/word/2012/wordml" xmlns:w16cex="http://schemas.microsoft.com/office/word/2018/wordml/cex" xmlns:w16cid="http://schemas.microsoft.com/office/word/2016/wordml/cid" xmlns:w16="http://schemas.microsoft.com/office/word/2018/wordml" xmlns:w16du="http://schemas.microsoft.com/office/word/2023/wordml/word16du" xmlns:w16sdtdh="http://schemas.microsoft.com/office/word/2020/wordml/sdtdatahash" xmlns:w16sdtfl="http://schemas.microsoft.com/office/word/2024/wordml/sdtformatlock" xmlns:w16se="http://schemas.microsoft.com/office/word/2015/wordml/symex" xmlns:wpg="http://schemas.microsoft.com/office/word/2010/wordprocessingGroup" xmlns:wpi="http://schemas.microsoft.com/office/word/2010/wordprocessingInk" xmlns:wne="http://schemas.microsoft.com/office/word/2006/wordml" xmlns:wps="http://schemas.microsoft.com/office/word/2010/wordprocessingShape" mc:Ignorable="w14 w15 w16se w16cid w16 w16cex w16sdtdh w16sdtfl w16du wp14">
+  <w:p>
+    <w:pPr>
+      <w:pStyle w:val="Footer"/>
+      <w:rPr>
+        <w:lang w:val="en-GB"/>
+      </w:rPr>
+    </w:pPr>
+    <w:r>
+      <w:rPr>
+        <w:lang w:val="en-GB"/>
+      </w:rPr>
+      <w:t>Doc No. / Rev</w:t>
+    </w:r>
+    <w:r>
+      <w:rPr>
+        <w:lang w:val="en-GB"/>
+      </w:rPr>
+      <w:tab/>
+    </w:r>
+    <w:r>
+      <w:rPr>
+        <w:lang w:val="en-GB"/>
+      </w:rPr>
+      <w:tab/>
+      <w:t xml:space="preserve">Date: </w:t>
+    </w:r>
+  </w:p>
+</w:ftr>
+</file>
+
+<file path=word/footnotes.xml><?xml version="1.0" encoding="utf-8"?>
+<w:footnotes xmlns:wpc="http://schemas.microsoft.com/office/word/2010/wordprocessingCanvas" xmlns:cx="http://schemas.microsoft.com/office/drawing/2014/chartex" xmlns:cx1="http://schemas.microsoft.com/office/drawing/2015/9/8/chartex" xmlns:cx2="http://schemas.microsoft.com/office/drawing/2015/10/21/chartex" xmlns:cx3="http://schemas.microsoft.com/office/drawing/2016/5/9/chartex" xmlns:cx4="http://schemas.microsoft.com/office/drawing/2016/5/10/chartex" xmlns:cx5="http://schemas.microsoft.com/office/drawing/2016/5/11/chartex" xmlns:cx6="http://schemas.microsoft.com/office/drawing/2016/5/12/chartex" xmlns:cx7="http://schemas.microsoft.com/office/drawing/2016/5/13/chartex" xmlns:cx8="http://schemas.microsoft.com/office/drawing/2016/5/14/chartex" xmlns:mc="http://schemas.openxmlformats.org/markup-compatibility/2006" xmlns:aink="http://schemas.microsoft.com/office/drawing/2016/ink" xmlns:am3d="http://schemas.microsoft.com/office/drawing/2017/model3d" xmlns:o="urn:schemas-microsoft-com:office:office" xmlns:oel="http://schemas.microsoft.com/office/2019/extlst" xmlns:r="http://schemas.openxmlformats.org/officeDocument/2006/relationships" xmlns:m="http://schemas.openxmlformats.org/officeDocument/2006/math" xmlns:v="urn:schemas-microsoft-com:vml" xmlns:wp14="http://schemas.microsoft.com/office/word/2010/wordprocessingDrawing" xmlns:wp="http://schemas.openxmlformats.org/drawingml/2006/wordprocessingDrawing" xmlns:w10="urn:schemas-microsoft-com:office:word" xmlns:w="http://schemas.openxmlformats.org/wordprocessingml/2006/main" xmlns:w14="http://schemas.microsoft.com/office/word/2010/wordml" xmlns:w15="http://schemas.microsoft.com/office/word/2012/wordml" xmlns:w16cex="http://schemas.microsoft.com/office/word/2018/wordml/cex" xmlns:w16cid="http://schemas.microsoft.com/office/word/2016/wordml/cid" xmlns:w16="http://schemas.microsoft.com/office/word/2018/wordml" xmlns:w16du="http://schemas.microsoft.com/office/word/2023/wordml/word16du" xmlns:w16sdtdh="http://schemas.microsoft.com/office/word/2020/wordml/sdtdatahash" xmlns:w16sdtfl="http://schemas.microsoft.com/office/word/2024/wordml/sdtformatlock" xmlns:w16se="http://schemas.microsoft.com/office/word/2015/wordml/symex" xmlns:wpg="http://schemas.microsoft.com/office/word/2010/wordprocessingGroup" xmlns:wpi="http://schemas.microsoft.com/office/word/2010/wordprocessingInk" xmlns:wne="http://schemas.microsoft.com/office/word/2006/wordml" xmlns:wps="http://schemas.microsoft.com/office/word/2010/wordprocessingShape" mc:Ignorable="w14 w15 w16se w16cid w16 w16cex w16sdtdh w16sdtfl w16du wp14">
+  <w:footnote w:type="separator" w:id="-1">
+    <w:p>
+      <w:pPr>
+        <w:spacing w:after="0" w:line="240" w:lineRule="auto"/>
+      </w:pPr>
+      <w:r>
+        <w:separator/>
+      </w:r>
+    </w:p>
+  </w:footnote>
+  <w:footnote w:type="continuationSeparator" w:id="0">
+    <w:p>
+      <w:pPr>
+        <w:spacing w:after="0" w:line="240" w:lineRule="auto"/>
+      </w:pPr>
+      <w:r>
+        <w:continuationSeparator/>
+      </w:r>
+    </w:p>
+  </w:footnote>
+</w:footnotes>
+</file>
+
+<file path=word/header1.xml><?xml version="1.0" encoding="utf-8"?>
+<w:hdr xmlns:wpc="http://schemas.microsoft.com/office/word/2010/wordprocessingCanvas" xmlns:cx="http://schemas.microsoft.com/office/drawing/2014/chartex" xmlns:cx1="http://schemas.microsoft.com/office/drawing/2015/9/8/chartex" xmlns:cx2="http://schemas.microsoft.com/office/drawing/2015/10/21/chartex" xmlns:cx3="http://schemas.microsoft.com/office/drawing/2016/5/9/chartex" xmlns:cx4="http://schemas.microsoft.com/office/drawing/2016/5/10/chartex" xmlns:cx5="http://schemas.microsoft.com/office/drawing/2016/5/11/chartex" xmlns:cx6="http://schemas.microsoft.com/office/drawing/2016/5/12/chartex" xmlns:cx7="http://schemas.microsoft.com/office/drawing/2016/5/13/chartex" xmlns:cx8="http://schemas.microsoft.com/office/drawing/2016/5/14/chartex" xmlns:mc="http://schemas.openxmlformats.org/markup-compatibility/2006" xmlns:aink="http://schemas.microsoft.com/office/drawing/2016/ink" xmlns:am3d="http://schemas.microsoft.com/office/drawing/2017/model3d" xmlns:o="urn:schemas-microsoft-com:office:office" xmlns:oel="http://schemas.microsoft.com/office/2019/extlst" xmlns:r="http://schemas.openxmlformats.org/officeDocument/2006/relationships" xmlns:m="http://schemas.openxmlformats.org/officeDocument/2006/math" xmlns:v="urn:schemas-microsoft-com:vml" xmlns:wp14="http://schemas.microsoft.com/office/word/2010/wordprocessingDrawing" xmlns:wp="http://schemas.openxmlformats.org/drawingml/2006/wordprocessingDrawing" xmlns:w10="urn:schemas-microsoft-com:office:word" xmlns:w="http://schemas.openxmlformats.org/wordprocessingml/2006/main" xmlns:w14="http://schemas.microsoft.com/office/word/2010/wordml" xmlns:w15="http://schemas.microsoft.com/office/word/2012/wordml" xmlns:w16cex="http://schemas.microsoft.com/office/word/2018/wordml/cex" xmlns:w16cid="http://schemas.microsoft.com/office/word/2016/wordml/cid" xmlns:w16="http://schemas.microsoft.com/office/word/2018/wordml" xmlns:w16du="http://schemas.microsoft.com/office/word/2023/wordml/word16du" xmlns:w16sdtdh="http://schemas.microsoft.com/office/word/2020/wordml/sdtdatahash" xmlns:w16sdtfl="http://schemas.microsoft.com/office/word/2024/wordml/sdtformatlock" xmlns:w16se="http://schemas.microsoft.com/office/word/2015/wordml/symex" xmlns:wpg="http://schemas.microsoft.com/office/word/2010/wordprocessingGroup" xmlns:wpi="http://schemas.microsoft.com/office/word/2010/wordprocessingInk" xmlns:wne="http://schemas.microsoft.com/office/word/2006/wordml" xmlns:wps="http://schemas.microsoft.com/office/word/2010/wordprocessingShape" mc:Ignorable="w14 w15 w16se w16cid w16 w16cex w16sdtdh w16sdtfl w16du wp14">
+  <w:p>
+    <w:pPr>
+      <w:jc w:val="center"/>
+      <w:rPr>
+        <w:rFonts w:ascii="Batang" w:eastAsia="Batang" w:hAnsi="Batang" w:cs="Arial"/>
+        <w:sz w:val="40"/>
+        <w:szCs w:val="40"/>
+      </w:rPr>
+    </w:pPr>
+    <w:r>
+      <w:rPr>
+        <w:rFonts w:ascii="Batang" w:eastAsia="Batang" w:hAnsi="Batang" w:cs="Arial"/>
+        <w:b/>
+        <w:bCs/>
+        <w:noProof/>
+        <w:color w:val="00467F"/>
+        <w:sz w:val="40"/>
+        <w:szCs w:val="40"/>
+      </w:rPr>
+      <w:drawing>
+        <wp:anchor distT="0" distB="0" distL="114300" distR="114300" simplePos="0" relativeHeight="251658240" behindDoc="0" locked="0" layoutInCell="1" allowOverlap="1" wp14:anchorId="2197BAD8" wp14:editId="5D3A73E1">
+          <wp:simplePos x="0" y="0"/>
+          <wp:positionH relativeFrom="column">
+            <wp:posOffset>-999490</wp:posOffset>
+          </wp:positionH>
+          <wp:positionV relativeFrom="paragraph">
+            <wp:posOffset>-178849</wp:posOffset>
+          </wp:positionV>
+          <wp:extent cx="882594" cy="588396"/>
+          <wp:effectExtent l="0" t="0" r="0" b="0"/>
+          <wp:wrapNone/>
+          <wp:docPr id="2069701187" name="Picture 1"/>
+          <wp:cNvGraphicFramePr>
+            <a:graphicFrameLocks xmlns:a="http://schemas.openxmlformats.org/drawingml/2006/main" noChangeAspect="1"/>
+          </wp:cNvGraphicFramePr>
+          <a:graphic xmlns:a="http://schemas.openxmlformats.org/drawingml/2006/main">
+            <a:graphicData uri="http://schemas.openxmlformats.org/drawingml/2006/picture">
+              <pic:pic xmlns:pic="http://schemas.openxmlformats.org/drawingml/2006/picture">
+                <pic:nvPicPr>
+                  <pic:cNvPr id="0" name="Picture 1"/>
+                  <pic:cNvPicPr>
+                    <a:picLocks noChangeAspect="1" noChangeArrowheads="1"/>
+                  </pic:cNvPicPr>
+                </pic:nvPicPr>
+                <pic:blipFill>
+                  <a:blip r:embed="rId1">
+                    <a:extLst>
+                      <a:ext uri="{28A0092B-C50C-407E-A947-70E740481C1C}">
+                        <a14:useLocalDpi xmlns:a14="http://schemas.microsoft.com/office/drawing/2010/main" val="0"/>
+                      </a:ext>
+                    </a:extLst>
+                  </a:blip>
+                  <a:srcRect/>
+                  <a:stretch>
+                    <a:fillRect/>
+                  </a:stretch>
+                </pic:blipFill>
+                <pic:spPr bwMode="auto">
+                  <a:xfrm>
+                    <a:off x="0" y="0"/>
+                    <a:ext cx="882594" cy="588396"/>
+                  </a:xfrm>
+                  <a:prstGeom prst="rect">
+                    <a:avLst/>
+                  </a:prstGeom>
+                  <a:noFill/>
+                </pic:spPr>
+              </pic:pic>
+            </a:graphicData>
+          </a:graphic>
+          <wp14:sizeRelH relativeFrom="page">
+            <wp14:pctWidth>0</wp14:pctWidth>
+          </wp14:sizeRelH>
+          <wp14:sizeRelV relativeFrom="page">
+            <wp14:pctHeight>0</wp14:pctHeight>
+          </wp14:sizeRelV>
+        </wp:anchor>
+      </w:drawing>
+    </w:r>
+    <w:r>
+      <w:rPr>
+        <w:rFonts w:ascii="Batang" w:eastAsia="Batang" w:hAnsi="Batang" w:cs="Arial"/>
+        <w:b/>
+        <w:bCs/>
+        <w:color w:val="00467F"/>
+        <w:sz w:val="40"/>
+        <w:szCs w:val="40"/>
+      </w:rPr>
+      <w:t xml:space="preserve">HEALTH &amp; SAFETY POLICY STATEMENT </w:t>
+    </w:r>
+  </w:p>
+</w:hdr>
+</file>
+
+<file path=word/numbering.xml><?xml version="1.0" encoding="utf-8"?>
+<w:numbering xmlns:wpc="http://schemas.microsoft.com/office/word/2010/wordprocessingCanvas" xmlns:cx="http://schemas.microsoft.com/office/drawing/2014/chartex" xmlns:cx1="http://schemas.microsoft.com/office/drawing/2015/9/8/chartex" xmlns:cx2="http://schemas.microsoft.com/office/drawing/2015/10/21/chartex" xmlns:cx3="http://schemas.microsoft.com/office/drawing/2016/5/9/chartex" xmlns:cx4="http://schemas.microsoft.com/office/drawing/2016/5/10/chartex" xmlns:cx5="http://schemas.microsoft.com/office/drawing/2016/5/11/chartex" xmlns:cx6="http://schemas.microsoft.com/office/drawing/2016/5/12/chartex" xmlns:cx7="http://schemas.microsoft.com/office/drawing/2016/5/13/chartex" xmlns:cx8="http://schemas.microsoft.com/office/drawing/2016/5/14/chartex" xmlns:mc="http://schemas.openxmlformats.org/markup-compatibility/2006" xmlns:aink="http://schemas.microsoft.com/office/drawing/2016/ink" xmlns:am3d="http://schemas.microsoft.com/office/drawing/2017/model3d" xmlns:o="urn:schemas-microsoft-com:office:office" xmlns:oel="http://schemas.microsoft.com/office/2019/extlst" xmlns:r="http://schemas.openxmlformats.org/officeDocument/2006/relationships" xmlns:m="http://schemas.openxmlformats.org/officeDocument/2006/math" xmlns:v="urn:schemas-microsoft-com:vml" xmlns:wp14="http://schemas.microsoft.com/office/word/2010/wordprocessingDrawing" xmlns:wp="http://schemas.openxmlformats.org/drawingml/2006/wordprocessingDrawing" xmlns:w10="urn:schemas-microsoft-com:office:word" xmlns:w="http://schemas.openxmlformats.org/wordprocessingml/2006/main" xmlns:w14="http://schemas.microsoft.com/office/word/2010/wordml" xmlns:w15="http://schemas.microsoft.com/office/word/2012/wordml" xmlns:w16cex="http://schemas.microsoft.com/office/word/2018/wordml/cex" xmlns:w16cid="http://schemas.microsoft.com/office/word/2016/wordml/cid" xmlns:w16="http://schemas.microsoft.com/office/word/2018/wordml" xmlns:w16du="http://schemas.microsoft.com/office/word/2023/wordml/word16du" xmlns:w16sdtdh="http://schemas.microsoft.com/office/word/2020/wordml/sdtdatahash" xmlns:w16sdtfl="http://schemas.microsoft.com/office/word/2024/wordml/sdtformatlock" xmlns:w16se="http://schemas.microsoft.com/office/word/2015/wordml/symex" xmlns:wpg="http://schemas.microsoft.com/office/word/2010/wordprocessingGroup" xmlns:wpi="http://schemas.microsoft.com/office/word/2010/wordprocessingInk" xmlns:wne="http://schemas.microsoft.com/office/word/2006/wordml" xmlns:wps="http://schemas.microsoft.com/office/word/2010/wordprocessingShape" mc:Ignorable="w14 w15 w16se w16cid w16 w16cex w16sdtdh w16sdtfl w16du wp14">
+  <w:abstractNum w:abstractNumId="0" w15:restartNumberingAfterBreak="0">
+    <w:nsid w:val="FFFFFF89"/>
+    <w:multiLevelType w:val="singleLevel"/>
+    <w:tmpl w:val="0852B48E"/>
+    <w:lvl w:ilvl="0">
+      <w:start w:val="1"/>
+      <w:numFmt w:val="bullet"/>
+      <w:pStyle w:val="ListBullet"/>
+      <w:lvlText w:val=""/>
+      <w:lvlJc w:val="left"/>
+      <w:pPr>
+        <w:tabs>
+          <w:tab w:val="num" w:pos="360"/>
+        </w:tabs>
+        <w:ind w:left="360" w:hanging="360"/>
+      </w:pPr>
+      <w:rPr>
+        <w:rFonts w:ascii="Symbol" w:hAnsi="Symbol" w:hint="default"/>
+      </w:rPr>
+    </w:lvl>
+  </w:abstractNum>
+  <w:num w:numId="1" w16cid:durableId="1358461004">
+    <w:abstractNumId w:val="0"/>
+  </w:num>
+</w:numbering>
+</file>
+
 <file path=word/styles.xml><?xml version="1.0" encoding="utf-8"?>
-<w:styles xmlns:mc="http://schemas.openxmlformats.org/markup-compatibility/2006" xmlns:r="http://schemas.openxmlformats.org/officeDocument/2006/relationships" xmlns:w="http://schemas.openxmlformats.org/wordprocessingml/2006/main" xmlns:w14="http://schemas.microsoft.com/office/word/2010/wordml" xmlns:w15="http://schemas.microsoft.com/office/word/2012/wordml" xmlns:w16cex="http://schemas.microsoft.com/office/word/2018/wordml/cex" xmlns:w16cid="http://schemas.microsoft.com/office/word/2016/wordml/cid" xmlns:w16="http://schemas.microsoft.com/office/word/2018/wordml" xmlns:w16sdtdh="http://schemas.microsoft.com/office/word/2020/wordml/sdtdatahash" xmlns:w16se="http://schemas.microsoft.com/office/word/2015/wordml/symex" mc:Ignorable="w14 w15 w16se w16cid w16 w16cex w16sdtdh">
+<w:styles xmlns:mc="http://schemas.openxmlformats.org/markup-compatibility/2006" xmlns:r="http://schemas.openxmlformats.org/officeDocument/2006/relationships" xmlns:w="http://schemas.openxmlformats.org/wordprocessingml/2006/main" xmlns:w14="http://schemas.microsoft.com/office/word/2010/wordml" xmlns:w15="http://schemas.microsoft.com/office/word/2012/wordml" xmlns:w16cex="http://schemas.microsoft.com/office/word/2018/wordml/cex" xmlns:w16cid="http://schemas.microsoft.com/office/word/2016/wordml/cid" xmlns:w16="http://schemas.microsoft.com/office/word/2018/wordml" xmlns:w16du="http://schemas.microsoft.com/office/word/2023/wordml/word16du" xmlns:w16sdtdh="http://schemas.microsoft.com/office/word/2020/wordml/sdtdatahash" xmlns:w16sdtfl="http://schemas.microsoft.com/office/word/2024/wordml/sdtformatlock" xmlns:w16se="http://schemas.microsoft.com/office/word/2015/wordml/symex" mc:Ignorable="w14 w15 w16se w16cid w16 w16cex w16sdtdh w16sdtfl w16du">
   <w:docDefaults>
     <w:rPrDefault>
       <w:rPr>
         <w:rFonts w:asciiTheme="minorHAnsi" w:eastAsiaTheme="minorHAnsi" w:hAnsiTheme="minorHAnsi" w:cstheme="minorBidi"/>
-        <w:sz w:val="22"/>
-        <w:szCs w:val="22"/>
+        <w:kern w:val="2"/>
+        <w:sz w:val="24"/>
+        <w:szCs w:val="24"/>
         <w:lang w:val="en-GB" w:eastAsia="en-US" w:bidi="ar-SA"/>
+        <w14:ligatures w14:val="standardContextual"/>
       </w:rPr>
     </w:rPrDefault>
     <w:pPrDefault>
       <w:pPr>
-        <w:spacing w:after="160" w:line="259" w:lineRule="auto"/>
+        <w:spacing w:after="160" w:line="278" w:lineRule="auto"/>
       </w:pPr>
     </w:pPrDefault>
   </w:docDefaults>
@@ -438,25 +1173,216 @@
   <w:style w:type="paragraph" w:default="1" w:styleId="Normal">
     <w:name w:val="Normal"/>
     <w:qFormat/>
+    <w:rsid w:val="005F7778"/>
+    <w:pPr>
+      <w:spacing w:after="200" w:line="276" w:lineRule="auto"/>
+    </w:pPr>
+    <w:rPr>
+      <w:rFonts w:eastAsiaTheme="minorEastAsia"/>
+      <w:kern w:val="0"/>
+      <w:sz w:val="22"/>
+      <w:szCs w:val="22"/>
+      <w:lang w:val="en-US"/>
+      <w14:ligatures w14:val="none"/>
+    </w:rPr>
+  </w:style>
+  <w:style w:type="paragraph" w:styleId="Heading1">
+    <w:name w:val="heading 1"/>
+    <w:basedOn w:val="Normal"/>
+    <w:next w:val="Normal"/>
+    <w:link w:val="Heading1Char"/>
+    <w:uiPriority w:val="9"/>
+    <w:qFormat/>
+    <w:rsid w:val="005F7778"/>
+    <w:pPr>
+      <w:keepNext/>
+      <w:keepLines/>
+      <w:spacing w:before="360" w:after="80"/>
+      <w:outlineLvl w:val="0"/>
+    </w:pPr>
+    <w:rPr>
+      <w:rFonts w:asciiTheme="majorHAnsi" w:eastAsiaTheme="majorEastAsia" w:hAnsiTheme="majorHAnsi" w:cstheme="majorBidi"/>
+      <w:color w:val="0F4761" w:themeColor="accent1" w:themeShade="BF"/>
+      <w:sz w:val="40"/>
+      <w:szCs w:val="40"/>
+    </w:rPr>
+  </w:style>
+  <w:style w:type="paragraph" w:styleId="Heading2">
+    <w:name w:val="heading 2"/>
+    <w:basedOn w:val="Normal"/>
+    <w:next w:val="Normal"/>
+    <w:link w:val="Heading2Char"/>
+    <w:uiPriority w:val="9"/>
+    <w:semiHidden/>
+    <w:unhideWhenUsed/>
+    <w:qFormat/>
+    <w:rsid w:val="005F7778"/>
+    <w:pPr>
+      <w:keepNext/>
+      <w:keepLines/>
+      <w:spacing w:before="160" w:after="80"/>
+      <w:outlineLvl w:val="1"/>
+    </w:pPr>
+    <w:rPr>
+      <w:rFonts w:asciiTheme="majorHAnsi" w:eastAsiaTheme="majorEastAsia" w:hAnsiTheme="majorHAnsi" w:cstheme="majorBidi"/>
+      <w:color w:val="0F4761" w:themeColor="accent1" w:themeShade="BF"/>
+      <w:sz w:val="32"/>
+      <w:szCs w:val="32"/>
+    </w:rPr>
   </w:style>
   <w:style w:type="paragraph" w:styleId="Heading3">
     <w:name w:val="heading 3"/>
     <w:basedOn w:val="Normal"/>
+    <w:next w:val="Normal"/>
     <w:link w:val="Heading3Char"/>
     <w:uiPriority w:val="9"/>
+    <w:semiHidden/>
+    <w:unhideWhenUsed/>
     <w:qFormat/>
-    <w:rsid w:val="00963F8D"/>
+    <w:rsid w:val="005F7778"/>
     <w:pPr>
-      <w:spacing w:before="100" w:beforeAutospacing="1" w:after="100" w:afterAutospacing="1" w:line="240" w:lineRule="auto"/>
+      <w:keepNext/>
+      <w:keepLines/>
+      <w:spacing w:before="160" w:after="80"/>
       <w:outlineLvl w:val="2"/>
     </w:pPr>
     <w:rPr>
-      <w:rFonts w:ascii="Times New Roman" w:eastAsia="Times New Roman" w:hAnsi="Times New Roman" w:cs="Times New Roman"/>
-      <w:b/>
-      <w:bCs/>
-      <w:sz w:val="27"/>
-      <w:szCs w:val="27"/>
-      <w:lang w:eastAsia="en-GB"/>
+      <w:rFonts w:eastAsiaTheme="majorEastAsia" w:cstheme="majorBidi"/>
+      <w:color w:val="0F4761" w:themeColor="accent1" w:themeShade="BF"/>
+      <w:sz w:val="28"/>
+      <w:szCs w:val="28"/>
+    </w:rPr>
+  </w:style>
+  <w:style w:type="paragraph" w:styleId="Heading4">
+    <w:name w:val="heading 4"/>
+    <w:basedOn w:val="Normal"/>
+    <w:next w:val="Normal"/>
+    <w:link w:val="Heading4Char"/>
+    <w:uiPriority w:val="9"/>
+    <w:semiHidden/>
+    <w:unhideWhenUsed/>
+    <w:qFormat/>
+    <w:rsid w:val="005F7778"/>
+    <w:pPr>
+      <w:keepNext/>
+      <w:keepLines/>
+      <w:spacing w:before="80" w:after="40"/>
+      <w:outlineLvl w:val="3"/>
+    </w:pPr>
+    <w:rPr>
+      <w:rFonts w:eastAsiaTheme="majorEastAsia" w:cstheme="majorBidi"/>
+      <w:i/>
+      <w:iCs/>
+      <w:color w:val="0F4761" w:themeColor="accent1" w:themeShade="BF"/>
+    </w:rPr>
+  </w:style>
+  <w:style w:type="paragraph" w:styleId="Heading5">
+    <w:name w:val="heading 5"/>
+    <w:basedOn w:val="Normal"/>
+    <w:next w:val="Normal"/>
+    <w:link w:val="Heading5Char"/>
+    <w:uiPriority w:val="9"/>
+    <w:semiHidden/>
+    <w:unhideWhenUsed/>
+    <w:qFormat/>
+    <w:rsid w:val="005F7778"/>
+    <w:pPr>
+      <w:keepNext/>
+      <w:keepLines/>
+      <w:spacing w:before="80" w:after="40"/>
+      <w:outlineLvl w:val="4"/>
+    </w:pPr>
+    <w:rPr>
+      <w:rFonts w:eastAsiaTheme="majorEastAsia" w:cstheme="majorBidi"/>
+      <w:color w:val="0F4761" w:themeColor="accent1" w:themeShade="BF"/>
+    </w:rPr>
+  </w:style>
+  <w:style w:type="paragraph" w:styleId="Heading6">
+    <w:name w:val="heading 6"/>
+    <w:basedOn w:val="Normal"/>
+    <w:next w:val="Normal"/>
+    <w:link w:val="Heading6Char"/>
+    <w:uiPriority w:val="9"/>
+    <w:semiHidden/>
+    <w:unhideWhenUsed/>
+    <w:qFormat/>
+    <w:rsid w:val="005F7778"/>
+    <w:pPr>
+      <w:keepNext/>
+      <w:keepLines/>
+      <w:spacing w:before="40" w:after="0"/>
+      <w:outlineLvl w:val="5"/>
+    </w:pPr>
+    <w:rPr>
+      <w:rFonts w:eastAsiaTheme="majorEastAsia" w:cstheme="majorBidi"/>
+      <w:i/>
+      <w:iCs/>
+      <w:color w:val="595959" w:themeColor="text1" w:themeTint="A6"/>
+    </w:rPr>
+  </w:style>
+  <w:style w:type="paragraph" w:styleId="Heading7">
+    <w:name w:val="heading 7"/>
+    <w:basedOn w:val="Normal"/>
+    <w:next w:val="Normal"/>
+    <w:link w:val="Heading7Char"/>
+    <w:uiPriority w:val="9"/>
+    <w:semiHidden/>
+    <w:unhideWhenUsed/>
+    <w:qFormat/>
+    <w:rsid w:val="005F7778"/>
+    <w:pPr>
+      <w:keepNext/>
+      <w:keepLines/>
+      <w:spacing w:before="40" w:after="0"/>
+      <w:outlineLvl w:val="6"/>
+    </w:pPr>
+    <w:rPr>
+      <w:rFonts w:eastAsiaTheme="majorEastAsia" w:cstheme="majorBidi"/>
+      <w:color w:val="595959" w:themeColor="text1" w:themeTint="A6"/>
+    </w:rPr>
+  </w:style>
+  <w:style w:type="paragraph" w:styleId="Heading8">
+    <w:name w:val="heading 8"/>
+    <w:basedOn w:val="Normal"/>
+    <w:next w:val="Normal"/>
+    <w:link w:val="Heading8Char"/>
+    <w:uiPriority w:val="9"/>
+    <w:semiHidden/>
+    <w:unhideWhenUsed/>
+    <w:qFormat/>
+    <w:rsid w:val="005F7778"/>
+    <w:pPr>
+      <w:keepNext/>
+      <w:keepLines/>
+      <w:spacing w:after="0"/>
+      <w:outlineLvl w:val="7"/>
+    </w:pPr>
+    <w:rPr>
+      <w:rFonts w:eastAsiaTheme="majorEastAsia" w:cstheme="majorBidi"/>
+      <w:i/>
+      <w:iCs/>
+      <w:color w:val="272727" w:themeColor="text1" w:themeTint="D8"/>
+    </w:rPr>
+  </w:style>
+  <w:style w:type="paragraph" w:styleId="Heading9">
+    <w:name w:val="heading 9"/>
+    <w:basedOn w:val="Normal"/>
+    <w:next w:val="Normal"/>
+    <w:link w:val="Heading9Char"/>
+    <w:uiPriority w:val="9"/>
+    <w:semiHidden/>
+    <w:unhideWhenUsed/>
+    <w:qFormat/>
+    <w:rsid w:val="005F7778"/>
+    <w:pPr>
+      <w:keepNext/>
+      <w:keepLines/>
+      <w:spacing w:after="0"/>
+      <w:outlineLvl w:val="8"/>
+    </w:pPr>
+    <w:rPr>
+      <w:rFonts w:eastAsiaTheme="majorEastAsia" w:cstheme="majorBidi"/>
+      <w:color w:val="272727" w:themeColor="text1" w:themeTint="D8"/>
     </w:rPr>
   </w:style>
   <w:style w:type="character" w:default="1" w:styleId="DefaultParagraphFont">
@@ -486,19 +1412,371 @@
     <w:semiHidden/>
     <w:unhideWhenUsed/>
   </w:style>
+  <w:style w:type="character" w:customStyle="1" w:styleId="Heading1Char">
+    <w:name w:val="Heading 1 Char"/>
+    <w:basedOn w:val="DefaultParagraphFont"/>
+    <w:link w:val="Heading1"/>
+    <w:uiPriority w:val="9"/>
+    <w:rsid w:val="005F7778"/>
+    <w:rPr>
+      <w:rFonts w:asciiTheme="majorHAnsi" w:eastAsiaTheme="majorEastAsia" w:hAnsiTheme="majorHAnsi" w:cstheme="majorBidi"/>
+      <w:color w:val="0F4761" w:themeColor="accent1" w:themeShade="BF"/>
+      <w:sz w:val="40"/>
+      <w:szCs w:val="40"/>
+    </w:rPr>
+  </w:style>
+  <w:style w:type="character" w:customStyle="1" w:styleId="Heading2Char">
+    <w:name w:val="Heading 2 Char"/>
+    <w:basedOn w:val="DefaultParagraphFont"/>
+    <w:link w:val="Heading2"/>
+    <w:uiPriority w:val="9"/>
+    <w:semiHidden/>
+    <w:rsid w:val="005F7778"/>
+    <w:rPr>
+      <w:rFonts w:asciiTheme="majorHAnsi" w:eastAsiaTheme="majorEastAsia" w:hAnsiTheme="majorHAnsi" w:cstheme="majorBidi"/>
+      <w:color w:val="0F4761" w:themeColor="accent1" w:themeShade="BF"/>
+      <w:sz w:val="32"/>
+      <w:szCs w:val="32"/>
+    </w:rPr>
+  </w:style>
   <w:style w:type="character" w:customStyle="1" w:styleId="Heading3Char">
     <w:name w:val="Heading 3 Char"/>
     <w:basedOn w:val="DefaultParagraphFont"/>
     <w:link w:val="Heading3"/>
     <w:uiPriority w:val="9"/>
-    <w:rsid w:val="00963F8D"/>
-    <w:rPr>
-      <w:rFonts w:ascii="Times New Roman" w:eastAsia="Times New Roman" w:hAnsi="Times New Roman" w:cs="Times New Roman"/>
+    <w:semiHidden/>
+    <w:rsid w:val="005F7778"/>
+    <w:rPr>
+      <w:rFonts w:eastAsiaTheme="majorEastAsia" w:cstheme="majorBidi"/>
+      <w:color w:val="0F4761" w:themeColor="accent1" w:themeShade="BF"/>
+      <w:sz w:val="28"/>
+      <w:szCs w:val="28"/>
+    </w:rPr>
+  </w:style>
+  <w:style w:type="character" w:customStyle="1" w:styleId="Heading4Char">
+    <w:name w:val="Heading 4 Char"/>
+    <w:basedOn w:val="DefaultParagraphFont"/>
+    <w:link w:val="Heading4"/>
+    <w:uiPriority w:val="9"/>
+    <w:semiHidden/>
+    <w:rsid w:val="005F7778"/>
+    <w:rPr>
+      <w:rFonts w:eastAsiaTheme="majorEastAsia" w:cstheme="majorBidi"/>
+      <w:i/>
+      <w:iCs/>
+      <w:color w:val="0F4761" w:themeColor="accent1" w:themeShade="BF"/>
+    </w:rPr>
+  </w:style>
+  <w:style w:type="character" w:customStyle="1" w:styleId="Heading5Char">
+    <w:name w:val="Heading 5 Char"/>
+    <w:basedOn w:val="DefaultParagraphFont"/>
+    <w:link w:val="Heading5"/>
+    <w:uiPriority w:val="9"/>
+    <w:semiHidden/>
+    <w:rsid w:val="005F7778"/>
+    <w:rPr>
+      <w:rFonts w:eastAsiaTheme="majorEastAsia" w:cstheme="majorBidi"/>
+      <w:color w:val="0F4761" w:themeColor="accent1" w:themeShade="BF"/>
+    </w:rPr>
+  </w:style>
+  <w:style w:type="character" w:customStyle="1" w:styleId="Heading6Char">
+    <w:name w:val="Heading 6 Char"/>
+    <w:basedOn w:val="DefaultParagraphFont"/>
+    <w:link w:val="Heading6"/>
+    <w:uiPriority w:val="9"/>
+    <w:semiHidden/>
+    <w:rsid w:val="005F7778"/>
+    <w:rPr>
+      <w:rFonts w:eastAsiaTheme="majorEastAsia" w:cstheme="majorBidi"/>
+      <w:i/>
+      <w:iCs/>
+      <w:color w:val="595959" w:themeColor="text1" w:themeTint="A6"/>
+    </w:rPr>
+  </w:style>
+  <w:style w:type="character" w:customStyle="1" w:styleId="Heading7Char">
+    <w:name w:val="Heading 7 Char"/>
+    <w:basedOn w:val="DefaultParagraphFont"/>
+    <w:link w:val="Heading7"/>
+    <w:uiPriority w:val="9"/>
+    <w:semiHidden/>
+    <w:rsid w:val="005F7778"/>
+    <w:rPr>
+      <w:rFonts w:eastAsiaTheme="majorEastAsia" w:cstheme="majorBidi"/>
+      <w:color w:val="595959" w:themeColor="text1" w:themeTint="A6"/>
+    </w:rPr>
+  </w:style>
+  <w:style w:type="character" w:customStyle="1" w:styleId="Heading8Char">
+    <w:name w:val="Heading 8 Char"/>
+    <w:basedOn w:val="DefaultParagraphFont"/>
+    <w:link w:val="Heading8"/>
+    <w:uiPriority w:val="9"/>
+    <w:semiHidden/>
+    <w:rsid w:val="005F7778"/>
+    <w:rPr>
+      <w:rFonts w:eastAsiaTheme="majorEastAsia" w:cstheme="majorBidi"/>
+      <w:i/>
+      <w:iCs/>
+      <w:color w:val="272727" w:themeColor="text1" w:themeTint="D8"/>
+    </w:rPr>
+  </w:style>
+  <w:style w:type="character" w:customStyle="1" w:styleId="Heading9Char">
+    <w:name w:val="Heading 9 Char"/>
+    <w:basedOn w:val="DefaultParagraphFont"/>
+    <w:link w:val="Heading9"/>
+    <w:uiPriority w:val="9"/>
+    <w:semiHidden/>
+    <w:rsid w:val="005F7778"/>
+    <w:rPr>
+      <w:rFonts w:eastAsiaTheme="majorEastAsia" w:cstheme="majorBidi"/>
+      <w:color w:val="272727" w:themeColor="text1" w:themeTint="D8"/>
+    </w:rPr>
+  </w:style>
+  <w:style w:type="paragraph" w:styleId="Title">
+    <w:name w:val="Title"/>
+    <w:basedOn w:val="Normal"/>
+    <w:next w:val="Normal"/>
+    <w:link w:val="TitleChar"/>
+    <w:uiPriority w:val="10"/>
+    <w:qFormat/>
+    <w:rsid w:val="005F7778"/>
+    <w:pPr>
+      <w:spacing w:after="80" w:line="240" w:lineRule="auto"/>
+      <w:contextualSpacing/>
+    </w:pPr>
+    <w:rPr>
+      <w:rFonts w:asciiTheme="majorHAnsi" w:eastAsiaTheme="majorEastAsia" w:hAnsiTheme="majorHAnsi" w:cstheme="majorBidi"/>
+      <w:spacing w:val="-10"/>
+      <w:kern w:val="28"/>
+      <w:sz w:val="56"/>
+      <w:szCs w:val="56"/>
+    </w:rPr>
+  </w:style>
+  <w:style w:type="character" w:customStyle="1" w:styleId="TitleChar">
+    <w:name w:val="Title Char"/>
+    <w:basedOn w:val="DefaultParagraphFont"/>
+    <w:link w:val="Title"/>
+    <w:uiPriority w:val="10"/>
+    <w:rsid w:val="005F7778"/>
+    <w:rPr>
+      <w:rFonts w:asciiTheme="majorHAnsi" w:eastAsiaTheme="majorEastAsia" w:hAnsiTheme="majorHAnsi" w:cstheme="majorBidi"/>
+      <w:spacing w:val="-10"/>
+      <w:kern w:val="28"/>
+      <w:sz w:val="56"/>
+      <w:szCs w:val="56"/>
+    </w:rPr>
+  </w:style>
+  <w:style w:type="paragraph" w:styleId="Subtitle">
+    <w:name w:val="Subtitle"/>
+    <w:basedOn w:val="Normal"/>
+    <w:next w:val="Normal"/>
+    <w:link w:val="SubtitleChar"/>
+    <w:uiPriority w:val="11"/>
+    <w:qFormat/>
+    <w:rsid w:val="005F7778"/>
+    <w:pPr>
+      <w:numPr>
+        <w:ilvl w:val="1"/>
+      </w:numPr>
+    </w:pPr>
+    <w:rPr>
+      <w:rFonts w:eastAsiaTheme="majorEastAsia" w:cstheme="majorBidi"/>
+      <w:color w:val="595959" w:themeColor="text1" w:themeTint="A6"/>
+      <w:spacing w:val="15"/>
+      <w:sz w:val="28"/>
+      <w:szCs w:val="28"/>
+    </w:rPr>
+  </w:style>
+  <w:style w:type="character" w:customStyle="1" w:styleId="SubtitleChar">
+    <w:name w:val="Subtitle Char"/>
+    <w:basedOn w:val="DefaultParagraphFont"/>
+    <w:link w:val="Subtitle"/>
+    <w:uiPriority w:val="11"/>
+    <w:rsid w:val="005F7778"/>
+    <w:rPr>
+      <w:rFonts w:eastAsiaTheme="majorEastAsia" w:cstheme="majorBidi"/>
+      <w:color w:val="595959" w:themeColor="text1" w:themeTint="A6"/>
+      <w:spacing w:val="15"/>
+      <w:sz w:val="28"/>
+      <w:szCs w:val="28"/>
+    </w:rPr>
+  </w:style>
+  <w:style w:type="paragraph" w:styleId="Quote">
+    <w:name w:val="Quote"/>
+    <w:basedOn w:val="Normal"/>
+    <w:next w:val="Normal"/>
+    <w:link w:val="QuoteChar"/>
+    <w:uiPriority w:val="29"/>
+    <w:qFormat/>
+    <w:rsid w:val="005F7778"/>
+    <w:pPr>
+      <w:spacing w:before="160"/>
+      <w:jc w:val="center"/>
+    </w:pPr>
+    <w:rPr>
+      <w:i/>
+      <w:iCs/>
+      <w:color w:val="404040" w:themeColor="text1" w:themeTint="BF"/>
+    </w:rPr>
+  </w:style>
+  <w:style w:type="character" w:customStyle="1" w:styleId="QuoteChar">
+    <w:name w:val="Quote Char"/>
+    <w:basedOn w:val="DefaultParagraphFont"/>
+    <w:link w:val="Quote"/>
+    <w:uiPriority w:val="29"/>
+    <w:rsid w:val="005F7778"/>
+    <w:rPr>
+      <w:i/>
+      <w:iCs/>
+      <w:color w:val="404040" w:themeColor="text1" w:themeTint="BF"/>
+    </w:rPr>
+  </w:style>
+  <w:style w:type="paragraph" w:styleId="ListParagraph">
+    <w:name w:val="List Paragraph"/>
+    <w:basedOn w:val="Normal"/>
+    <w:uiPriority w:val="34"/>
+    <w:qFormat/>
+    <w:rsid w:val="005F7778"/>
+    <w:pPr>
+      <w:ind w:left="720"/>
+      <w:contextualSpacing/>
+    </w:pPr>
+  </w:style>
+  <w:style w:type="character" w:styleId="IntenseEmphasis">
+    <w:name w:val="Intense Emphasis"/>
+    <w:basedOn w:val="DefaultParagraphFont"/>
+    <w:uiPriority w:val="21"/>
+    <w:qFormat/>
+    <w:rsid w:val="005F7778"/>
+    <w:rPr>
+      <w:i/>
+      <w:iCs/>
+      <w:color w:val="0F4761" w:themeColor="accent1" w:themeShade="BF"/>
+    </w:rPr>
+  </w:style>
+  <w:style w:type="paragraph" w:styleId="IntenseQuote">
+    <w:name w:val="Intense Quote"/>
+    <w:basedOn w:val="Normal"/>
+    <w:next w:val="Normal"/>
+    <w:link w:val="IntenseQuoteChar"/>
+    <w:uiPriority w:val="30"/>
+    <w:qFormat/>
+    <w:rsid w:val="005F7778"/>
+    <w:pPr>
+      <w:pBdr>
+        <w:top w:val="single" w:sz="4" w:space="10" w:color="0F4761" w:themeColor="accent1" w:themeShade="BF"/>
+        <w:bottom w:val="single" w:sz="4" w:space="10" w:color="0F4761" w:themeColor="accent1" w:themeShade="BF"/>
+      </w:pBdr>
+      <w:spacing w:before="360" w:after="360"/>
+      <w:ind w:left="864" w:right="864"/>
+      <w:jc w:val="center"/>
+    </w:pPr>
+    <w:rPr>
+      <w:i/>
+      <w:iCs/>
+      <w:color w:val="0F4761" w:themeColor="accent1" w:themeShade="BF"/>
+    </w:rPr>
+  </w:style>
+  <w:style w:type="character" w:customStyle="1" w:styleId="IntenseQuoteChar">
+    <w:name w:val="Intense Quote Char"/>
+    <w:basedOn w:val="DefaultParagraphFont"/>
+    <w:link w:val="IntenseQuote"/>
+    <w:uiPriority w:val="30"/>
+    <w:rsid w:val="005F7778"/>
+    <w:rPr>
+      <w:i/>
+      <w:iCs/>
+      <w:color w:val="0F4761" w:themeColor="accent1" w:themeShade="BF"/>
+    </w:rPr>
+  </w:style>
+  <w:style w:type="character" w:styleId="IntenseReference">
+    <w:name w:val="Intense Reference"/>
+    <w:basedOn w:val="DefaultParagraphFont"/>
+    <w:uiPriority w:val="32"/>
+    <w:qFormat/>
+    <w:rsid w:val="005F7778"/>
+    <w:rPr>
       <w:b/>
       <w:bCs/>
-      <w:sz w:val="27"/>
-      <w:szCs w:val="27"/>
-      <w:lang w:eastAsia="en-GB"/>
+      <w:smallCaps/>
+      <w:color w:val="0F4761" w:themeColor="accent1" w:themeShade="BF"/>
+      <w:spacing w:val="5"/>
+    </w:rPr>
+  </w:style>
+  <w:style w:type="paragraph" w:styleId="Footer">
+    <w:name w:val="footer"/>
+    <w:basedOn w:val="Normal"/>
+    <w:link w:val="FooterChar"/>
+    <w:uiPriority w:val="99"/>
+    <w:unhideWhenUsed/>
+    <w:rsid w:val="005F7778"/>
+    <w:pPr>
+      <w:tabs>
+        <w:tab w:val="center" w:pos="4680"/>
+        <w:tab w:val="right" w:pos="9360"/>
+      </w:tabs>
+      <w:spacing w:after="0" w:line="240" w:lineRule="auto"/>
+    </w:pPr>
+  </w:style>
+  <w:style w:type="character" w:customStyle="1" w:styleId="FooterChar">
+    <w:name w:val="Footer Char"/>
+    <w:basedOn w:val="DefaultParagraphFont"/>
+    <w:link w:val="Footer"/>
+    <w:uiPriority w:val="99"/>
+    <w:rsid w:val="005F7778"/>
+    <w:rPr>
+      <w:rFonts w:eastAsiaTheme="minorEastAsia"/>
+      <w:kern w:val="0"/>
+      <w:sz w:val="22"/>
+      <w:szCs w:val="22"/>
+      <w:lang w:val="en-US"/>
+      <w14:ligatures w14:val="none"/>
+    </w:rPr>
+  </w:style>
+  <w:style w:type="paragraph" w:styleId="ListBullet">
+    <w:name w:val="List Bullet"/>
+    <w:basedOn w:val="Normal"/>
+    <w:uiPriority w:val="99"/>
+    <w:unhideWhenUsed/>
+    <w:rsid w:val="005F7778"/>
+    <w:pPr>
+      <w:numPr>
+        <w:numId w:val="1"/>
+      </w:numPr>
+      <w:tabs>
+        <w:tab w:val="clear" w:pos="360"/>
+      </w:tabs>
+      <w:ind w:left="0" w:firstLine="0"/>
+      <w:contextualSpacing/>
+    </w:pPr>
+  </w:style>
+  <w:style w:type="paragraph" w:styleId="Header">
+    <w:name w:val="header"/>
+    <w:basedOn w:val="Normal"/>
+    <w:link w:val="HeaderChar"/>
+    <w:uiPriority w:val="99"/>
+    <w:unhideWhenUsed/>
+    <w:rsid w:val="00C75F3E"/>
+    <w:pPr>
+      <w:tabs>
+        <w:tab w:val="center" w:pos="4513"/>
+        <w:tab w:val="right" w:pos="9026"/>
+      </w:tabs>
+      <w:spacing w:after="0" w:line="240" w:lineRule="auto"/>
+    </w:pPr>
+  </w:style>
+  <w:style w:type="character" w:customStyle="1" w:styleId="HeaderChar">
+    <w:name w:val="Header Char"/>
+    <w:basedOn w:val="DefaultParagraphFont"/>
+    <w:link w:val="Header"/>
+    <w:uiPriority w:val="99"/>
+    <w:rsid w:val="00C75F3E"/>
+    <w:rPr>
+      <w:rFonts w:eastAsiaTheme="minorEastAsia"/>
+      <w:kern w:val="0"/>
+      <w:sz w:val="22"/>
+      <w:szCs w:val="22"/>
+      <w:lang w:val="en-US"/>
+      <w14:ligatures w14:val="none"/>
     </w:rPr>
   </w:style>
 </w:styles>
@@ -515,39 +1793,39 @@
         <a:sysClr val="window" lastClr="FFFFFF"/>
       </a:lt1>
       <a:dk2>
-        <a:srgbClr val="44546A"/>
+        <a:srgbClr val="0E2841"/>
       </a:dk2>
       <a:lt2>
-        <a:srgbClr val="E7E6E6"/>
+        <a:srgbClr val="E8E8E8"/>
       </a:lt2>
       <a:accent1>
-        <a:srgbClr val="4472C4"/>
+        <a:srgbClr val="156082"/>
       </a:accent1>
       <a:accent2>
-        <a:srgbClr val="ED7D31"/>
+        <a:srgbClr val="E97132"/>
       </a:accent2>
       <a:accent3>
-        <a:srgbClr val="A5A5A5"/>
+        <a:srgbClr val="196B24"/>
       </a:accent3>
       <a:accent4>
-        <a:srgbClr val="FFC000"/>
+        <a:srgbClr val="0F9ED5"/>
       </a:accent4>
       <a:accent5>
-        <a:srgbClr val="5B9BD5"/>
+        <a:srgbClr val="A02B93"/>
       </a:accent5>
       <a:accent6>
-        <a:srgbClr val="70AD47"/>
+        <a:srgbClr val="4EA72E"/>
       </a:accent6>
       <a:hlink>
-        <a:srgbClr val="0563C1"/>
+        <a:srgbClr val="467886"/>
       </a:hlink>
       <a:folHlink>
-        <a:srgbClr val="954F72"/>
+        <a:srgbClr val="96607D"/>
       </a:folHlink>
     </a:clrScheme>
     <a:fontScheme name="Office">
       <a:majorFont>
-        <a:latin typeface="Calibri Light" panose="020F0302020204030204"/>
+        <a:latin typeface="Aptos Display" panose="02110004020202020204"/>
         <a:ea typeface=""/>
         <a:cs typeface=""/>
         <a:font script="Jpan" typeface="游ゴシック Light"/>
@@ -599,7 +1877,7 @@
         <a:font script="Tfng" typeface="Ebrima"/>
       </a:majorFont>
       <a:minorFont>
-        <a:latin typeface="Calibri" panose="020F0502020204030204"/>
+        <a:latin typeface="Aptos" panose="02110004020202020204"/>
         <a:ea typeface=""/>
         <a:cs typeface=""/>
         <a:font script="Jpan" typeface="游明朝"/>
@@ -710,13 +1988,6 @@
         </a:gradFill>
       </a:fillStyleLst>
       <a:lnStyleLst>
-        <a:ln w="6350" cap="flat" cmpd="sng" algn="ctr">
-          <a:solidFill>
-            <a:schemeClr val="phClr"/>
-          </a:solidFill>
-          <a:prstDash val="solid"/>
-          <a:miter lim="800000"/>
-        </a:ln>
         <a:ln w="12700" cap="flat" cmpd="sng" algn="ctr">
           <a:solidFill>
             <a:schemeClr val="phClr"/>
@@ -725,6 +1996,13 @@
           <a:miter lim="800000"/>
         </a:ln>
         <a:ln w="19050" cap="flat" cmpd="sng" algn="ctr">
+          <a:solidFill>
+            <a:schemeClr val="phClr"/>
+          </a:solidFill>
+          <a:prstDash val="solid"/>
+          <a:miter lim="800000"/>
+        </a:ln>
+        <a:ln w="25400" cap="flat" cmpd="sng" algn="ctr">
           <a:solidFill>
             <a:schemeClr val="phClr"/>
           </a:solidFill>
@@ -789,11 +2067,31 @@
       </a:bgFillStyleLst>
     </a:fmtScheme>
   </a:themeElements>
-  <a:objectDefaults/>
+  <a:objectDefaults>
+    <a:lnDef>
+      <a:spPr/>
+      <a:bodyPr/>
+      <a:lstStyle/>
+      <a:style>
+        <a:lnRef idx="2">
+          <a:schemeClr val="accent1"/>
+        </a:lnRef>
+        <a:fillRef idx="0">
+          <a:schemeClr val="accent1"/>
+        </a:fillRef>
+        <a:effectRef idx="1">
+          <a:schemeClr val="accent1"/>
+        </a:effectRef>
+        <a:fontRef idx="minor">
+          <a:schemeClr val="tx1"/>
+        </a:fontRef>
+      </a:style>
+    </a:lnDef>
+  </a:objectDefaults>
   <a:extraClrSchemeLst/>
   <a:extLst>
     <a:ext uri="{05A4C25C-085E-4340-85A3-A5531E510DB2}">
-      <thm15:themeFamily xmlns:thm15="http://schemas.microsoft.com/office/thememl/2012/main" name="Office Theme" id="{62F939B6-93AF-4DB8-9C6B-D6C7DFDC589F}" vid="{4A3C46E8-61CC-4603-A589-7422A47A8E4A}"/>
+      <thm15:themeFamily xmlns:thm15="http://schemas.microsoft.com/office/thememl/2012/main" name="Office Theme" id="{2E142A2C-CD16-42D6-873A-C26D2A0506FA}" vid="{1BDDFF52-6CD6-40A5-AB3C-68EB2F1E4D0A}"/>
     </a:ext>
   </a:extLst>
 </a:theme>
